--- a/blockchain_msr.docx
+++ b/blockchain_msr.docx
@@ -39,31 +39,29 @@
         <w:jc w:val="right"/>
       </w:pPr>
       <w:r>
-        <w:br/>
-        <w:t>Real del Monte, México – 2026</w:t>
-      </w:r>
-    </w:p>
-    <w:p>
-      <w:pPr>
-        <w:pStyle w:val="Ttulo"/>
-        <w:jc w:val="center"/>
-      </w:pPr>
-      <w:r>
-        <w:pict w14:anchorId="56FB6F3C">
-          <v:rect id="_x0000_i1025" style="width:0;height:1.5pt" o:hralign="center" o:hrstd="t" o:hr="t" fillcolor="#a0a0a0" stroked="f"/>
-        </w:pict>
-      </w:r>
-    </w:p>
-    <w:p>
-      <w:r>
         <w:rPr>
           <w:noProof/>
         </w:rPr>
-        <w:lastRenderedPageBreak/>
         <w:drawing>
-          <wp:inline distT="0" distB="0" distL="0" distR="0" wp14:anchorId="05954853" wp14:editId="2C29501C">
-            <wp:extent cx="5612130" cy="5612130"/>
-            <wp:effectExtent l="0" t="0" r="7620" b="7620"/>
+          <wp:anchor distT="0" distB="0" distL="114300" distR="114300" simplePos="0" relativeHeight="251658240" behindDoc="1" locked="0" layoutInCell="1" allowOverlap="1" wp14:anchorId="0E1CB363" wp14:editId="6ADBC816">
+            <wp:simplePos x="0" y="0"/>
+            <wp:positionH relativeFrom="margin">
+              <wp:align>center</wp:align>
+            </wp:positionH>
+            <wp:positionV relativeFrom="paragraph">
+              <wp:posOffset>589280</wp:posOffset>
+            </wp:positionV>
+            <wp:extent cx="5943600" cy="3854450"/>
+            <wp:effectExtent l="0" t="0" r="0" b="0"/>
+            <wp:wrapTight wrapText="bothSides">
+              <wp:wrapPolygon edited="0">
+                <wp:start x="0" y="0"/>
+                <wp:lineTo x="0" y="21458"/>
+                <wp:lineTo x="21531" y="21458"/>
+                <wp:lineTo x="21531" y="0"/>
+                <wp:lineTo x="0" y="0"/>
+              </wp:wrapPolygon>
+            </wp:wrapTight>
             <wp:docPr id="936444773" name="Imagen 1" descr="Logotipo, nombre de la empresa&#10;&#10;El contenido generado por IA puede ser incorrecto."/>
             <wp:cNvGraphicFramePr>
               <a:graphicFrameLocks xmlns:a="http://schemas.openxmlformats.org/drawingml/2006/main" noChangeAspect="1"/>
@@ -78,7 +76,7 @@
                     </pic:cNvPicPr>
                   </pic:nvPicPr>
                   <pic:blipFill>
-                    <a:blip r:embed="rId7">
+                    <a:blip r:embed="rId8" cstate="print">
                       <a:extLst>
                         <a:ext uri="{28A0092B-C50C-407E-A947-70E740481C1C}">
                           <a14:useLocalDpi xmlns:a14="http://schemas.microsoft.com/office/drawing/2010/main" val="0"/>
@@ -93,7 +91,7 @@
                   <pic:spPr bwMode="auto">
                     <a:xfrm>
                       <a:off x="0" y="0"/>
-                      <a:ext cx="5612130" cy="5612130"/>
+                      <a:ext cx="5943600" cy="3854450"/>
                     </a:xfrm>
                     <a:prstGeom prst="rect">
                       <a:avLst/>
@@ -106,10 +104,25 @@
                 </pic:pic>
               </a:graphicData>
             </a:graphic>
-          </wp:inline>
+            <wp14:sizeRelH relativeFrom="margin">
+              <wp14:pctWidth>0</wp14:pctWidth>
+            </wp14:sizeRelH>
+          </wp:anchor>
         </w:drawing>
       </w:r>
-    </w:p>
+      <w:r>
+        <w:t>Real del Monte, México – 2026</w:t>
+      </w:r>
+    </w:p>
+    <w:p>
+      <w:pPr>
+        <w:pStyle w:val="Ttulo"/>
+      </w:pPr>
+    </w:p>
+    <w:p/>
+    <w:p/>
+    <w:p/>
+    <w:p/>
     <w:p>
       <w:pPr>
         <w:pStyle w:val="Ttulo1"/>
@@ -151,19 +164,7 @@
           <w:szCs w:val="32"/>
         </w:rPr>
         <w:br/>
-        <w:t xml:space="preserve">Este prototipo, junto con cada uno de los más de 35 programas </w:t>
-      </w:r>
-      <w:r>
-        <w:rPr>
-          <w:rFonts w:ascii="Monotype Corsiva" w:hAnsi="Monotype Corsiva"/>
-          <w:b/>
-          <w:bCs/>
-          <w:color w:val="auto"/>
-          <w:sz w:val="32"/>
-          <w:szCs w:val="32"/>
-        </w:rPr>
-        <w:lastRenderedPageBreak/>
-        <w:t>que nacerán en 2026 desde TAMV Online Network, llevan una dedicatoria que trasciende lo técnico:</w:t>
+        <w:t>Este prototipo, junto con cada uno de los más de 35 programas que nacerán en 2026 desde TAMV Online Network, llevan una dedicatoria que trasciende lo técnico:</w:t>
       </w:r>
     </w:p>
     <w:p>
@@ -332,8 +333,6 @@
       </w:pPr>
     </w:p>
     <w:p/>
-    <w:p/>
-    <w:p/>
     <w:p>
       <w:pPr>
         <w:pStyle w:val="Ttulo1"/>
@@ -370,6 +369,22 @@
         <w:br/>
         <w:t>Es el año en que, desde las montañas de Real del Monte, Hidalgo, aparece una voz que deja de pedir permiso y empieza a escribir infraestructura para la historia.</w:t>
       </w:r>
+    </w:p>
+    <w:p>
+      <w:pPr>
+        <w:rPr>
+          <w:sz w:val="28"/>
+          <w:szCs w:val="28"/>
+        </w:rPr>
+      </w:pPr>
+    </w:p>
+    <w:p>
+      <w:pPr>
+        <w:rPr>
+          <w:sz w:val="28"/>
+          <w:szCs w:val="28"/>
+        </w:rPr>
+      </w:pPr>
     </w:p>
     <w:p>
       <w:pPr>
@@ -498,6 +513,7 @@
           <w:sz w:val="28"/>
           <w:szCs w:val="28"/>
         </w:rPr>
+        <w:lastRenderedPageBreak/>
         <w:br/>
         <w:t>El inicio de 2026 no es una actualización menor del sistema:</w:t>
       </w:r>
@@ -507,13 +523,6 @@
           <w:szCs w:val="28"/>
         </w:rPr>
         <w:br/>
-      </w:r>
-      <w:r>
-        <w:rPr>
-          <w:sz w:val="28"/>
-          <w:szCs w:val="28"/>
-        </w:rPr>
-        <w:lastRenderedPageBreak/>
         <w:t xml:space="preserve">es un </w:t>
       </w:r>
       <w:r>
@@ -2116,14 +2125,11 @@
       </w:r>
     </w:p>
     <w:sectPr>
-      <w:headerReference w:type="even" r:id="rId8"/>
       <w:headerReference w:type="default" r:id="rId9"/>
-      <w:footerReference w:type="even" r:id="rId10"/>
-      <w:footerReference w:type="default" r:id="rId11"/>
-      <w:headerReference w:type="first" r:id="rId12"/>
-      <w:footerReference w:type="first" r:id="rId13"/>
+      <w:footerReference w:type="default" r:id="rId10"/>
       <w:pgSz w:w="12240" w:h="15840"/>
       <w:pgMar w:top="1417" w:right="1701" w:bottom="1417" w:left="1701" w:header="708" w:footer="708" w:gutter="0"/>
+      <w:pgNumType w:start="1"/>
       <w:cols w:space="708"/>
       <w:docGrid w:linePitch="360"/>
     </w:sectPr>
@@ -2161,17 +2167,8 @@
   <w:p>
     <w:pPr>
       <w:pStyle w:val="Piedepgina"/>
-    </w:pPr>
-  </w:p>
-</w:ftr>
-</file>
-
-<file path=word/footer2.xml><?xml version="1.0" encoding="utf-8"?>
-<w:ftr xmlns:wpc="http://schemas.microsoft.com/office/word/2010/wordprocessingCanvas" xmlns:cx="http://schemas.microsoft.com/office/drawing/2014/chartex" xmlns:cx1="http://schemas.microsoft.com/office/drawing/2015/9/8/chartex" xmlns:cx2="http://schemas.microsoft.com/office/drawing/2015/10/21/chartex" xmlns:cx3="http://schemas.microsoft.com/office/drawing/2016/5/9/chartex" xmlns:cx4="http://schemas.microsoft.com/office/drawing/2016/5/10/chartex" xmlns:cx5="http://schemas.microsoft.com/office/drawing/2016/5/11/chartex" xmlns:cx6="http://schemas.microsoft.com/office/drawing/2016/5/12/chartex" xmlns:cx7="http://schemas.microsoft.com/office/drawing/2016/5/13/chartex" xmlns:cx8="http://schemas.microsoft.com/office/drawing/2016/5/14/chartex" xmlns:mc="http://schemas.openxmlformats.org/markup-compatibility/2006" xmlns:aink="http://schemas.microsoft.com/office/drawing/2016/ink" xmlns:am3d="http://schemas.microsoft.com/office/drawing/2017/model3d" xmlns:o="urn:schemas-microsoft-com:office:office" xmlns:oel="http://schemas.microsoft.com/office/2019/extlst" xmlns:r="http://schemas.openxmlformats.org/officeDocument/2006/relationships" xmlns:m="http://schemas.openxmlformats.org/officeDocument/2006/math" xmlns:v="urn:schemas-microsoft-com:vml" xmlns:wp14="http://schemas.microsoft.com/office/word/2010/wordprocessingDrawing" xmlns:wp="http://schemas.openxmlformats.org/drawingml/2006/wordprocessingDrawing" xmlns:w10="urn:schemas-microsoft-com:office:word" xmlns:w="http://schemas.openxmlformats.org/wordprocessingml/2006/main" xmlns:w14="http://schemas.microsoft.com/office/word/2010/wordml" xmlns:w15="http://schemas.microsoft.com/office/word/2012/wordml" xmlns:w16cex="http://schemas.microsoft.com/office/word/2018/wordml/cex" xmlns:w16cid="http://schemas.microsoft.com/office/word/2016/wordml/cid" xmlns:w16="http://schemas.microsoft.com/office/word/2018/wordml" xmlns:w16du="http://schemas.microsoft.com/office/word/2023/wordml/word16du" xmlns:w16sdtdh="http://schemas.microsoft.com/office/word/2020/wordml/sdtdatahash" xmlns:w16sdtfl="http://schemas.microsoft.com/office/word/2024/wordml/sdtformatlock" xmlns:w16se="http://schemas.microsoft.com/office/word/2015/wordml/symex" xmlns:wpg="http://schemas.microsoft.com/office/word/2010/wordprocessingGroup" xmlns:wpi="http://schemas.microsoft.com/office/word/2010/wordprocessingInk" xmlns:wne="http://schemas.microsoft.com/office/word/2006/wordml" xmlns:wps="http://schemas.microsoft.com/office/word/2010/wordprocessingShape" mc:Ignorable="w14 w15 w16se w16cid w16 w16cex w16sdtdh w16sdtfl w16du wp14">
-  <w:p>
-    <w:pPr>
-      <w:pStyle w:val="Piedepgina"/>
-      <w:rPr>
+      <w:rPr>
+        <w:color w:val="D9D9D9" w:themeColor="background1" w:themeShade="D9"/>
         <w:lang w:val="en-US"/>
       </w:rPr>
     </w:pPr>
@@ -2179,18 +2176,27 @@
       <w:rPr>
         <w:lang w:val="en-US"/>
       </w:rPr>
-      <w:t>--- TAMV Document Footprint ---</w:t>
+      <w:t>-</w:t>
+    </w:r>
+    <w:r>
+      <w:rPr>
+        <w:color w:val="D9D9D9" w:themeColor="background1" w:themeShade="D9"/>
+        <w:lang w:val="en-US"/>
+      </w:rPr>
+      <w:t>-- TAMV Document Footprint ---</w:t>
     </w:r>
   </w:p>
   <w:p>
     <w:pPr>
       <w:pStyle w:val="Piedepgina"/>
       <w:rPr>
+        <w:color w:val="D9D9D9" w:themeColor="background1" w:themeShade="D9"/>
         <w:lang w:val="en-US"/>
       </w:rPr>
     </w:pPr>
     <w:r>
       <w:rPr>
+        <w:color w:val="D9D9D9" w:themeColor="background1" w:themeShade="D9"/>
         <w:lang w:val="en-US"/>
       </w:rPr>
       <w:t>DOC_ID: TAMV-DOC-2026-000001</w:t>
@@ -2200,11 +2206,13 @@
     <w:pPr>
       <w:pStyle w:val="Piedepgina"/>
       <w:rPr>
+        <w:color w:val="D9D9D9" w:themeColor="background1" w:themeShade="D9"/>
         <w:lang w:val="en-US"/>
       </w:rPr>
     </w:pPr>
     <w:r>
       <w:rPr>
+        <w:color w:val="D9D9D9" w:themeColor="background1" w:themeShade="D9"/>
         <w:lang w:val="en-US"/>
       </w:rPr>
       <w:t>ENC_LEVELS: L1(ID-NVIDA), L2(ADNTAMV)</w:t>
@@ -2214,25 +2222,45 @@
     <w:pPr>
       <w:pStyle w:val="Piedepgina"/>
       <w:rPr>
+        <w:color w:val="D9D9D9" w:themeColor="background1" w:themeShade="D9"/>
         <w:lang w:val="en-US"/>
       </w:rPr>
     </w:pPr>
     <w:r>
       <w:rPr>
+        <w:color w:val="D9D9D9" w:themeColor="background1" w:themeShade="D9"/>
         <w:lang w:val="en-US"/>
       </w:rPr>
-      <w:t>ALG: AES-GCM(256), SIG: Ed25519, HASH: BLAKE3</w:t>
+      <w:t>ALG: AES-</w:t>
+    </w:r>
+    <w:proofErr w:type="gramStart"/>
+    <w:r>
+      <w:rPr>
+        <w:color w:val="D9D9D9" w:themeColor="background1" w:themeShade="D9"/>
+        <w:lang w:val="en-US"/>
+      </w:rPr>
+      <w:t>GCM(</w:t>
+    </w:r>
+    <w:proofErr w:type="gramEnd"/>
+    <w:r>
+      <w:rPr>
+        <w:color w:val="D9D9D9" w:themeColor="background1" w:themeShade="D9"/>
+        <w:lang w:val="en-US"/>
+      </w:rPr>
+      <w:t>256), SIG: Ed25519, HASH: BLAKE3</w:t>
     </w:r>
   </w:p>
   <w:p>
     <w:pPr>
       <w:pStyle w:val="Piedepgina"/>
       <w:rPr>
+        <w:color w:val="D9D9D9" w:themeColor="background1" w:themeShade="D9"/>
         <w:lang w:val="en-US"/>
       </w:rPr>
     </w:pPr>
     <w:r>
       <w:rPr>
+        <w:color w:val="D9D9D9" w:themeColor="background1" w:themeShade="D9"/>
         <w:lang w:val="en-US"/>
       </w:rPr>
       <w:t>EOCT_DECISION_REF: EOCT-DR-7f12c9</w:t>
@@ -2242,25 +2270,45 @@
     <w:pPr>
       <w:pStyle w:val="Piedepgina"/>
       <w:rPr>
+        <w:color w:val="D9D9D9" w:themeColor="background1" w:themeShade="D9"/>
         <w:lang w:val="en-US"/>
       </w:rPr>
     </w:pPr>
     <w:r>
       <w:rPr>
+        <w:color w:val="D9D9D9" w:themeColor="background1" w:themeShade="D9"/>
         <w:lang w:val="en-US"/>
       </w:rPr>
-      <w:t>ADNTAMV_SIG: z3C1bN3...pQ==</w:t>
+      <w:t>ADNTAMV_SIG: z3C1bN3...</w:t>
+    </w:r>
+    <w:proofErr w:type="spellStart"/>
+    <w:r>
+      <w:rPr>
+        <w:color w:val="D9D9D9" w:themeColor="background1" w:themeShade="D9"/>
+        <w:lang w:val="en-US"/>
+      </w:rPr>
+      <w:t>pQ</w:t>
+    </w:r>
+    <w:proofErr w:type="spellEnd"/>
+    <w:r>
+      <w:rPr>
+        <w:color w:val="D9D9D9" w:themeColor="background1" w:themeShade="D9"/>
+        <w:lang w:val="en-US"/>
+      </w:rPr>
+      <w:t>==</w:t>
     </w:r>
   </w:p>
   <w:p>
     <w:pPr>
       <w:pStyle w:val="Piedepgina"/>
       <w:rPr>
+        <w:color w:val="D9D9D9" w:themeColor="background1" w:themeShade="D9"/>
         <w:lang w:val="en-US"/>
       </w:rPr>
     </w:pPr>
     <w:r>
       <w:rPr>
+        <w:color w:val="D9D9D9" w:themeColor="background1" w:themeShade="D9"/>
         <w:lang w:val="en-US"/>
       </w:rPr>
       <w:t>ISSUED_AT: 2026-01-01T08:51:00Z</w:t>
@@ -2269,20 +2317,16 @@
   <w:p>
     <w:pPr>
       <w:pStyle w:val="Piedepgina"/>
+      <w:rPr>
+        <w:color w:val="D9D9D9" w:themeColor="background1" w:themeShade="D9"/>
+      </w:rPr>
     </w:pPr>
     <w:r>
+      <w:rPr>
+        <w:color w:val="D9D9D9" w:themeColor="background1" w:themeShade="D9"/>
+      </w:rPr>
       <w:t>--------------------------------</w:t>
     </w:r>
-  </w:p>
-</w:ftr>
-</file>
-
-<file path=word/footer3.xml><?xml version="1.0" encoding="utf-8"?>
-<w:ftr xmlns:wpc="http://schemas.microsoft.com/office/word/2010/wordprocessingCanvas" xmlns:cx="http://schemas.microsoft.com/office/drawing/2014/chartex" xmlns:cx1="http://schemas.microsoft.com/office/drawing/2015/9/8/chartex" xmlns:cx2="http://schemas.microsoft.com/office/drawing/2015/10/21/chartex" xmlns:cx3="http://schemas.microsoft.com/office/drawing/2016/5/9/chartex" xmlns:cx4="http://schemas.microsoft.com/office/drawing/2016/5/10/chartex" xmlns:cx5="http://schemas.microsoft.com/office/drawing/2016/5/11/chartex" xmlns:cx6="http://schemas.microsoft.com/office/drawing/2016/5/12/chartex" xmlns:cx7="http://schemas.microsoft.com/office/drawing/2016/5/13/chartex" xmlns:cx8="http://schemas.microsoft.com/office/drawing/2016/5/14/chartex" xmlns:mc="http://schemas.openxmlformats.org/markup-compatibility/2006" xmlns:aink="http://schemas.microsoft.com/office/drawing/2016/ink" xmlns:am3d="http://schemas.microsoft.com/office/drawing/2017/model3d" xmlns:o="urn:schemas-microsoft-com:office:office" xmlns:oel="http://schemas.microsoft.com/office/2019/extlst" xmlns:r="http://schemas.openxmlformats.org/officeDocument/2006/relationships" xmlns:m="http://schemas.openxmlformats.org/officeDocument/2006/math" xmlns:v="urn:schemas-microsoft-com:vml" xmlns:wp14="http://schemas.microsoft.com/office/word/2010/wordprocessingDrawing" xmlns:wp="http://schemas.openxmlformats.org/drawingml/2006/wordprocessingDrawing" xmlns:w10="urn:schemas-microsoft-com:office:word" xmlns:w="http://schemas.openxmlformats.org/wordprocessingml/2006/main" xmlns:w14="http://schemas.microsoft.com/office/word/2010/wordml" xmlns:w15="http://schemas.microsoft.com/office/word/2012/wordml" xmlns:w16cex="http://schemas.microsoft.com/office/word/2018/wordml/cex" xmlns:w16cid="http://schemas.microsoft.com/office/word/2016/wordml/cid" xmlns:w16="http://schemas.microsoft.com/office/word/2018/wordml" xmlns:w16du="http://schemas.microsoft.com/office/word/2023/wordml/word16du" xmlns:w16sdtdh="http://schemas.microsoft.com/office/word/2020/wordml/sdtdatahash" xmlns:w16sdtfl="http://schemas.microsoft.com/office/word/2024/wordml/sdtformatlock" xmlns:w16se="http://schemas.microsoft.com/office/word/2015/wordml/symex" xmlns:wpg="http://schemas.microsoft.com/office/word/2010/wordprocessingGroup" xmlns:wpi="http://schemas.microsoft.com/office/word/2010/wordprocessingInk" xmlns:wne="http://schemas.microsoft.com/office/word/2006/wordml" xmlns:wps="http://schemas.microsoft.com/office/word/2010/wordprocessingShape" mc:Ignorable="w14 w15 w16se w16cid w16 w16cex w16sdtdh w16sdtfl w16du wp14">
-  <w:p>
-    <w:pPr>
-      <w:pStyle w:val="Piedepgina"/>
-    </w:pPr>
   </w:p>
 </w:ftr>
 </file>
@@ -2317,30 +2361,58 @@
   <w:p>
     <w:pPr>
       <w:pStyle w:val="Encabezado"/>
-    </w:pPr>
-  </w:p>
-</w:hdr>
-</file>
-
-<file path=word/header2.xml><?xml version="1.0" encoding="utf-8"?>
-<w:hdr xmlns:wpc="http://schemas.microsoft.com/office/word/2010/wordprocessingCanvas" xmlns:cx="http://schemas.microsoft.com/office/drawing/2014/chartex" xmlns:cx1="http://schemas.microsoft.com/office/drawing/2015/9/8/chartex" xmlns:cx2="http://schemas.microsoft.com/office/drawing/2015/10/21/chartex" xmlns:cx3="http://schemas.microsoft.com/office/drawing/2016/5/9/chartex" xmlns:cx4="http://schemas.microsoft.com/office/drawing/2016/5/10/chartex" xmlns:cx5="http://schemas.microsoft.com/office/drawing/2016/5/11/chartex" xmlns:cx6="http://schemas.microsoft.com/office/drawing/2016/5/12/chartex" xmlns:cx7="http://schemas.microsoft.com/office/drawing/2016/5/13/chartex" xmlns:cx8="http://schemas.microsoft.com/office/drawing/2016/5/14/chartex" xmlns:mc="http://schemas.openxmlformats.org/markup-compatibility/2006" xmlns:aink="http://schemas.microsoft.com/office/drawing/2016/ink" xmlns:am3d="http://schemas.microsoft.com/office/drawing/2017/model3d" xmlns:o="urn:schemas-microsoft-com:office:office" xmlns:oel="http://schemas.microsoft.com/office/2019/extlst" xmlns:r="http://schemas.openxmlformats.org/officeDocument/2006/relationships" xmlns:m="http://schemas.openxmlformats.org/officeDocument/2006/math" xmlns:v="urn:schemas-microsoft-com:vml" xmlns:wp14="http://schemas.microsoft.com/office/word/2010/wordprocessingDrawing" xmlns:wp="http://schemas.openxmlformats.org/drawingml/2006/wordprocessingDrawing" xmlns:w10="urn:schemas-microsoft-com:office:word" xmlns:w="http://schemas.openxmlformats.org/wordprocessingml/2006/main" xmlns:w14="http://schemas.microsoft.com/office/word/2010/wordml" xmlns:w15="http://schemas.microsoft.com/office/word/2012/wordml" xmlns:w16cex="http://schemas.microsoft.com/office/word/2018/wordml/cex" xmlns:w16cid="http://schemas.microsoft.com/office/word/2016/wordml/cid" xmlns:w16="http://schemas.microsoft.com/office/word/2018/wordml" xmlns:w16du="http://schemas.microsoft.com/office/word/2023/wordml/word16du" xmlns:w16sdtdh="http://schemas.microsoft.com/office/word/2020/wordml/sdtdatahash" xmlns:w16sdtfl="http://schemas.microsoft.com/office/word/2024/wordml/sdtformatlock" xmlns:w16se="http://schemas.microsoft.com/office/word/2015/wordml/symex" xmlns:wpg="http://schemas.microsoft.com/office/word/2010/wordprocessingGroup" xmlns:wpi="http://schemas.microsoft.com/office/word/2010/wordprocessingInk" xmlns:wne="http://schemas.microsoft.com/office/word/2006/wordml" xmlns:wps="http://schemas.microsoft.com/office/word/2010/wordprocessingShape" mc:Ignorable="w14 w15 w16se w16cid w16 w16cex w16sdtdh w16sdtfl w16du wp14">
-  <w:p>
-    <w:pPr>
-      <w:pStyle w:val="Encabezado"/>
+      <w:rPr>
+        <w:color w:val="D9D9D9" w:themeColor="background1" w:themeShade="D9"/>
+      </w:rPr>
     </w:pPr>
     <w:r>
-      <w:t>TAMV-ENC[L1:ID-NVIDA|L2:ADNTAMV]|ALG[AES-GCM+Ed25519]|VER[1.0]|TS[2026-01-01T08:51:00Z]</w:t>
+      <w:rPr>
+        <w:color w:val="D9D9D9" w:themeColor="background1" w:themeShade="D9"/>
+      </w:rPr>
+      <w:t>TAMV-ENC[L1:ID-NVIDA|L</w:t>
     </w:r>
-  </w:p>
-</w:hdr>
-</file>
-
-<file path=word/header3.xml><?xml version="1.0" encoding="utf-8"?>
-<w:hdr xmlns:wpc="http://schemas.microsoft.com/office/word/2010/wordprocessingCanvas" xmlns:cx="http://schemas.microsoft.com/office/drawing/2014/chartex" xmlns:cx1="http://schemas.microsoft.com/office/drawing/2015/9/8/chartex" xmlns:cx2="http://schemas.microsoft.com/office/drawing/2015/10/21/chartex" xmlns:cx3="http://schemas.microsoft.com/office/drawing/2016/5/9/chartex" xmlns:cx4="http://schemas.microsoft.com/office/drawing/2016/5/10/chartex" xmlns:cx5="http://schemas.microsoft.com/office/drawing/2016/5/11/chartex" xmlns:cx6="http://schemas.microsoft.com/office/drawing/2016/5/12/chartex" xmlns:cx7="http://schemas.microsoft.com/office/drawing/2016/5/13/chartex" xmlns:cx8="http://schemas.microsoft.com/office/drawing/2016/5/14/chartex" xmlns:mc="http://schemas.openxmlformats.org/markup-compatibility/2006" xmlns:aink="http://schemas.microsoft.com/office/drawing/2016/ink" xmlns:am3d="http://schemas.microsoft.com/office/drawing/2017/model3d" xmlns:o="urn:schemas-microsoft-com:office:office" xmlns:oel="http://schemas.microsoft.com/office/2019/extlst" xmlns:r="http://schemas.openxmlformats.org/officeDocument/2006/relationships" xmlns:m="http://schemas.openxmlformats.org/officeDocument/2006/math" xmlns:v="urn:schemas-microsoft-com:vml" xmlns:wp14="http://schemas.microsoft.com/office/word/2010/wordprocessingDrawing" xmlns:wp="http://schemas.openxmlformats.org/drawingml/2006/wordprocessingDrawing" xmlns:w10="urn:schemas-microsoft-com:office:word" xmlns:w="http://schemas.openxmlformats.org/wordprocessingml/2006/main" xmlns:w14="http://schemas.microsoft.com/office/word/2010/wordml" xmlns:w15="http://schemas.microsoft.com/office/word/2012/wordml" xmlns:w16cex="http://schemas.microsoft.com/office/word/2018/wordml/cex" xmlns:w16cid="http://schemas.microsoft.com/office/word/2016/wordml/cid" xmlns:w16="http://schemas.microsoft.com/office/word/2018/wordml" xmlns:w16du="http://schemas.microsoft.com/office/word/2023/wordml/word16du" xmlns:w16sdtdh="http://schemas.microsoft.com/office/word/2020/wordml/sdtdatahash" xmlns:w16sdtfl="http://schemas.microsoft.com/office/word/2024/wordml/sdtformatlock" xmlns:w16se="http://schemas.microsoft.com/office/word/2015/wordml/symex" xmlns:wpg="http://schemas.microsoft.com/office/word/2010/wordprocessingGroup" xmlns:wpi="http://schemas.microsoft.com/office/word/2010/wordprocessingInk" xmlns:wne="http://schemas.microsoft.com/office/word/2006/wordml" xmlns:wps="http://schemas.microsoft.com/office/word/2010/wordprocessingShape" mc:Ignorable="w14 w15 w16se w16cid w16 w16cex w16sdtdh w16sdtfl w16du wp14">
-  <w:p>
-    <w:pPr>
-      <w:pStyle w:val="Encabezado"/>
-    </w:pPr>
+    <w:proofErr w:type="gramStart"/>
+    <w:r>
+      <w:rPr>
+        <w:color w:val="D9D9D9" w:themeColor="background1" w:themeShade="D9"/>
+      </w:rPr>
+      <w:t>2:ADNTAMV</w:t>
+    </w:r>
+    <w:proofErr w:type="gramEnd"/>
+    <w:r>
+      <w:rPr>
+        <w:color w:val="D9D9D9" w:themeColor="background1" w:themeShade="D9"/>
+      </w:rPr>
+      <w:t>]|ALG[AES-GCM+Ed25519]|</w:t>
+    </w:r>
+    <w:proofErr w:type="gramStart"/>
+    <w:r>
+      <w:rPr>
+        <w:color w:val="D9D9D9" w:themeColor="background1" w:themeShade="D9"/>
+      </w:rPr>
+      <w:t>VER[</w:t>
+    </w:r>
+    <w:proofErr w:type="gramEnd"/>
+    <w:r>
+      <w:rPr>
+        <w:color w:val="D9D9D9" w:themeColor="background1" w:themeShade="D9"/>
+      </w:rPr>
+      <w:t>1.0]|</w:t>
+    </w:r>
+    <w:proofErr w:type="gramStart"/>
+    <w:r>
+      <w:rPr>
+        <w:color w:val="D9D9D9" w:themeColor="background1" w:themeShade="D9"/>
+      </w:rPr>
+      <w:t>TS[</w:t>
+    </w:r>
+    <w:proofErr w:type="gramEnd"/>
+    <w:r>
+      <w:rPr>
+        <w:color w:val="D9D9D9" w:themeColor="background1" w:themeShade="D9"/>
+      </w:rPr>
+      <w:t>2026-01-01T08:51:00Z]</w:t>
+    </w:r>
   </w:p>
 </w:hdr>
 </file>
@@ -4995,4 +5067,16 @@
     </a:ext>
   </a:extLst>
 </a:theme>
+</file>
+
+<file path=customXml/item1.xml><?xml version="1.0" encoding="utf-8"?>
+<b:Sources xmlns:b="http://schemas.openxmlformats.org/officeDocument/2006/bibliography" xmlns="http://schemas.openxmlformats.org/officeDocument/2006/bibliography" SelectedStyle="\APASixthEditionOfficeOnline.xsl" StyleName="APA" Version="6"/>
+</file>
+
+<file path=customXml/itemProps1.xml><?xml version="1.0" encoding="utf-8"?>
+<ds:datastoreItem xmlns:ds="http://schemas.openxmlformats.org/officeDocument/2006/customXml" ds:itemID="{4D6202ED-74BB-4411-A6A6-E2CBEFAB771B}">
+  <ds:schemaRefs>
+    <ds:schemaRef ds:uri="http://schemas.openxmlformats.org/officeDocument/2006/bibliography"/>
+  </ds:schemaRefs>
+</ds:datastoreItem>
 </file>
--- a/blockchain_msr.docx
+++ b/blockchain_msr.docx
@@ -39,29 +39,31 @@
         <w:jc w:val="right"/>
       </w:pPr>
       <w:r>
+        <w:br/>
+        <w:t>Real del Monte, México – 2026</w:t>
+      </w:r>
+    </w:p>
+    <w:p>
+      <w:pPr>
+        <w:pStyle w:val="Ttulo"/>
+        <w:jc w:val="center"/>
+      </w:pPr>
+      <w:r>
+        <w:pict w14:anchorId="56FB6F3C">
+          <v:rect id="_x0000_i1025" style="width:0;height:1.5pt" o:hralign="center" o:hrstd="t" o:hr="t" fillcolor="#a0a0a0" stroked="f"/>
+        </w:pict>
+      </w:r>
+    </w:p>
+    <w:p>
+      <w:r>
         <w:rPr>
           <w:noProof/>
         </w:rPr>
+        <w:lastRenderedPageBreak/>
         <w:drawing>
-          <wp:anchor distT="0" distB="0" distL="114300" distR="114300" simplePos="0" relativeHeight="251658240" behindDoc="1" locked="0" layoutInCell="1" allowOverlap="1" wp14:anchorId="0E1CB363" wp14:editId="6ADBC816">
-            <wp:simplePos x="0" y="0"/>
-            <wp:positionH relativeFrom="margin">
-              <wp:align>center</wp:align>
-            </wp:positionH>
-            <wp:positionV relativeFrom="paragraph">
-              <wp:posOffset>589280</wp:posOffset>
-            </wp:positionV>
-            <wp:extent cx="5943600" cy="3854450"/>
-            <wp:effectExtent l="0" t="0" r="0" b="0"/>
-            <wp:wrapTight wrapText="bothSides">
-              <wp:wrapPolygon edited="0">
-                <wp:start x="0" y="0"/>
-                <wp:lineTo x="0" y="21458"/>
-                <wp:lineTo x="21531" y="21458"/>
-                <wp:lineTo x="21531" y="0"/>
-                <wp:lineTo x="0" y="0"/>
-              </wp:wrapPolygon>
-            </wp:wrapTight>
+          <wp:inline distT="0" distB="0" distL="0" distR="0" wp14:anchorId="05954853" wp14:editId="2C29501C">
+            <wp:extent cx="5612130" cy="5612130"/>
+            <wp:effectExtent l="0" t="0" r="7620" b="7620"/>
             <wp:docPr id="936444773" name="Imagen 1" descr="Logotipo, nombre de la empresa&#10;&#10;El contenido generado por IA puede ser incorrecto."/>
             <wp:cNvGraphicFramePr>
               <a:graphicFrameLocks xmlns:a="http://schemas.openxmlformats.org/drawingml/2006/main" noChangeAspect="1"/>
@@ -76,7 +78,7 @@
                     </pic:cNvPicPr>
                   </pic:nvPicPr>
                   <pic:blipFill>
-                    <a:blip r:embed="rId8" cstate="print">
+                    <a:blip r:embed="rId7">
                       <a:extLst>
                         <a:ext uri="{28A0092B-C50C-407E-A947-70E740481C1C}">
                           <a14:useLocalDpi xmlns:a14="http://schemas.microsoft.com/office/drawing/2010/main" val="0"/>
@@ -91,7 +93,7 @@
                   <pic:spPr bwMode="auto">
                     <a:xfrm>
                       <a:off x="0" y="0"/>
-                      <a:ext cx="5943600" cy="3854450"/>
+                      <a:ext cx="5612130" cy="5612130"/>
                     </a:xfrm>
                     <a:prstGeom prst="rect">
                       <a:avLst/>
@@ -104,25 +106,10 @@
                 </pic:pic>
               </a:graphicData>
             </a:graphic>
-            <wp14:sizeRelH relativeFrom="margin">
-              <wp14:pctWidth>0</wp14:pctWidth>
-            </wp14:sizeRelH>
-          </wp:anchor>
+          </wp:inline>
         </w:drawing>
       </w:r>
-      <w:r>
-        <w:t>Real del Monte, México – 2026</w:t>
-      </w:r>
-    </w:p>
-    <w:p>
-      <w:pPr>
-        <w:pStyle w:val="Ttulo"/>
-      </w:pPr>
-    </w:p>
-    <w:p/>
-    <w:p/>
-    <w:p/>
-    <w:p/>
+    </w:p>
     <w:p>
       <w:pPr>
         <w:pStyle w:val="Ttulo1"/>
@@ -164,7 +151,19 @@
           <w:szCs w:val="32"/>
         </w:rPr>
         <w:br/>
-        <w:t>Este prototipo, junto con cada uno de los más de 35 programas que nacerán en 2026 desde TAMV Online Network, llevan una dedicatoria que trasciende lo técnico:</w:t>
+        <w:t xml:space="preserve">Este prototipo, junto con cada uno de los más de 35 programas </w:t>
+      </w:r>
+      <w:r>
+        <w:rPr>
+          <w:rFonts w:ascii="Monotype Corsiva" w:hAnsi="Monotype Corsiva"/>
+          <w:b/>
+          <w:bCs/>
+          <w:color w:val="auto"/>
+          <w:sz w:val="32"/>
+          <w:szCs w:val="32"/>
+        </w:rPr>
+        <w:lastRenderedPageBreak/>
+        <w:t>que nacerán en 2026 desde TAMV Online Network, llevan una dedicatoria que trasciende lo técnico:</w:t>
       </w:r>
     </w:p>
     <w:p>
@@ -333,6 +332,8 @@
       </w:pPr>
     </w:p>
     <w:p/>
+    <w:p/>
+    <w:p/>
     <w:p>
       <w:pPr>
         <w:pStyle w:val="Ttulo1"/>
@@ -369,22 +370,6 @@
         <w:br/>
         <w:t>Es el año en que, desde las montañas de Real del Monte, Hidalgo, aparece una voz que deja de pedir permiso y empieza a escribir infraestructura para la historia.</w:t>
       </w:r>
-    </w:p>
-    <w:p>
-      <w:pPr>
-        <w:rPr>
-          <w:sz w:val="28"/>
-          <w:szCs w:val="28"/>
-        </w:rPr>
-      </w:pPr>
-    </w:p>
-    <w:p>
-      <w:pPr>
-        <w:rPr>
-          <w:sz w:val="28"/>
-          <w:szCs w:val="28"/>
-        </w:rPr>
-      </w:pPr>
     </w:p>
     <w:p>
       <w:pPr>
@@ -513,7 +498,6 @@
           <w:sz w:val="28"/>
           <w:szCs w:val="28"/>
         </w:rPr>
-        <w:lastRenderedPageBreak/>
         <w:br/>
         <w:t>El inicio de 2026 no es una actualización menor del sistema:</w:t>
       </w:r>
@@ -523,6 +507,13 @@
           <w:szCs w:val="28"/>
         </w:rPr>
         <w:br/>
+      </w:r>
+      <w:r>
+        <w:rPr>
+          <w:sz w:val="28"/>
+          <w:szCs w:val="28"/>
+        </w:rPr>
+        <w:lastRenderedPageBreak/>
         <w:t xml:space="preserve">es un </w:t>
       </w:r>
       <w:r>
@@ -2125,11 +2116,14 @@
       </w:r>
     </w:p>
     <w:sectPr>
+      <w:headerReference w:type="even" r:id="rId8"/>
       <w:headerReference w:type="default" r:id="rId9"/>
-      <w:footerReference w:type="default" r:id="rId10"/>
+      <w:footerReference w:type="even" r:id="rId10"/>
+      <w:footerReference w:type="default" r:id="rId11"/>
+      <w:headerReference w:type="first" r:id="rId12"/>
+      <w:footerReference w:type="first" r:id="rId13"/>
       <w:pgSz w:w="12240" w:h="15840"/>
       <w:pgMar w:top="1417" w:right="1701" w:bottom="1417" w:left="1701" w:header="708" w:footer="708" w:gutter="0"/>
-      <w:pgNumType w:start="1"/>
       <w:cols w:space="708"/>
       <w:docGrid w:linePitch="360"/>
     </w:sectPr>
@@ -2167,8 +2161,17 @@
   <w:p>
     <w:pPr>
       <w:pStyle w:val="Piedepgina"/>
-      <w:rPr>
-        <w:color w:val="D9D9D9" w:themeColor="background1" w:themeShade="D9"/>
+    </w:pPr>
+  </w:p>
+</w:ftr>
+</file>
+
+<file path=word/footer2.xml><?xml version="1.0" encoding="utf-8"?>
+<w:ftr xmlns:wpc="http://schemas.microsoft.com/office/word/2010/wordprocessingCanvas" xmlns:cx="http://schemas.microsoft.com/office/drawing/2014/chartex" xmlns:cx1="http://schemas.microsoft.com/office/drawing/2015/9/8/chartex" xmlns:cx2="http://schemas.microsoft.com/office/drawing/2015/10/21/chartex" xmlns:cx3="http://schemas.microsoft.com/office/drawing/2016/5/9/chartex" xmlns:cx4="http://schemas.microsoft.com/office/drawing/2016/5/10/chartex" xmlns:cx5="http://schemas.microsoft.com/office/drawing/2016/5/11/chartex" xmlns:cx6="http://schemas.microsoft.com/office/drawing/2016/5/12/chartex" xmlns:cx7="http://schemas.microsoft.com/office/drawing/2016/5/13/chartex" xmlns:cx8="http://schemas.microsoft.com/office/drawing/2016/5/14/chartex" xmlns:mc="http://schemas.openxmlformats.org/markup-compatibility/2006" xmlns:aink="http://schemas.microsoft.com/office/drawing/2016/ink" xmlns:am3d="http://schemas.microsoft.com/office/drawing/2017/model3d" xmlns:o="urn:schemas-microsoft-com:office:office" xmlns:oel="http://schemas.microsoft.com/office/2019/extlst" xmlns:r="http://schemas.openxmlformats.org/officeDocument/2006/relationships" xmlns:m="http://schemas.openxmlformats.org/officeDocument/2006/math" xmlns:v="urn:schemas-microsoft-com:vml" xmlns:wp14="http://schemas.microsoft.com/office/word/2010/wordprocessingDrawing" xmlns:wp="http://schemas.openxmlformats.org/drawingml/2006/wordprocessingDrawing" xmlns:w10="urn:schemas-microsoft-com:office:word" xmlns:w="http://schemas.openxmlformats.org/wordprocessingml/2006/main" xmlns:w14="http://schemas.microsoft.com/office/word/2010/wordml" xmlns:w15="http://schemas.microsoft.com/office/word/2012/wordml" xmlns:w16cex="http://schemas.microsoft.com/office/word/2018/wordml/cex" xmlns:w16cid="http://schemas.microsoft.com/office/word/2016/wordml/cid" xmlns:w16="http://schemas.microsoft.com/office/word/2018/wordml" xmlns:w16du="http://schemas.microsoft.com/office/word/2023/wordml/word16du" xmlns:w16sdtdh="http://schemas.microsoft.com/office/word/2020/wordml/sdtdatahash" xmlns:w16sdtfl="http://schemas.microsoft.com/office/word/2024/wordml/sdtformatlock" xmlns:w16se="http://schemas.microsoft.com/office/word/2015/wordml/symex" xmlns:wpg="http://schemas.microsoft.com/office/word/2010/wordprocessingGroup" xmlns:wpi="http://schemas.microsoft.com/office/word/2010/wordprocessingInk" xmlns:wne="http://schemas.microsoft.com/office/word/2006/wordml" xmlns:wps="http://schemas.microsoft.com/office/word/2010/wordprocessingShape" mc:Ignorable="w14 w15 w16se w16cid w16 w16cex w16sdtdh w16sdtfl w16du wp14">
+  <w:p>
+    <w:pPr>
+      <w:pStyle w:val="Piedepgina"/>
+      <w:rPr>
         <w:lang w:val="en-US"/>
       </w:rPr>
     </w:pPr>
@@ -2176,27 +2179,18 @@
       <w:rPr>
         <w:lang w:val="en-US"/>
       </w:rPr>
-      <w:t>-</w:t>
-    </w:r>
-    <w:r>
-      <w:rPr>
-        <w:color w:val="D9D9D9" w:themeColor="background1" w:themeShade="D9"/>
-        <w:lang w:val="en-US"/>
-      </w:rPr>
-      <w:t>-- TAMV Document Footprint ---</w:t>
+      <w:t>--- TAMV Document Footprint ---</w:t>
     </w:r>
   </w:p>
   <w:p>
     <w:pPr>
       <w:pStyle w:val="Piedepgina"/>
       <w:rPr>
-        <w:color w:val="D9D9D9" w:themeColor="background1" w:themeShade="D9"/>
         <w:lang w:val="en-US"/>
       </w:rPr>
     </w:pPr>
     <w:r>
       <w:rPr>
-        <w:color w:val="D9D9D9" w:themeColor="background1" w:themeShade="D9"/>
         <w:lang w:val="en-US"/>
       </w:rPr>
       <w:t>DOC_ID: TAMV-DOC-2026-000001</w:t>
@@ -2206,13 +2200,11 @@
     <w:pPr>
       <w:pStyle w:val="Piedepgina"/>
       <w:rPr>
-        <w:color w:val="D9D9D9" w:themeColor="background1" w:themeShade="D9"/>
         <w:lang w:val="en-US"/>
       </w:rPr>
     </w:pPr>
     <w:r>
       <w:rPr>
-        <w:color w:val="D9D9D9" w:themeColor="background1" w:themeShade="D9"/>
         <w:lang w:val="en-US"/>
       </w:rPr>
       <w:t>ENC_LEVELS: L1(ID-NVIDA), L2(ADNTAMV)</w:t>
@@ -2222,45 +2214,25 @@
     <w:pPr>
       <w:pStyle w:val="Piedepgina"/>
       <w:rPr>
-        <w:color w:val="D9D9D9" w:themeColor="background1" w:themeShade="D9"/>
         <w:lang w:val="en-US"/>
       </w:rPr>
     </w:pPr>
     <w:r>
       <w:rPr>
-        <w:color w:val="D9D9D9" w:themeColor="background1" w:themeShade="D9"/>
         <w:lang w:val="en-US"/>
       </w:rPr>
-      <w:t>ALG: AES-</w:t>
-    </w:r>
-    <w:proofErr w:type="gramStart"/>
-    <w:r>
-      <w:rPr>
-        <w:color w:val="D9D9D9" w:themeColor="background1" w:themeShade="D9"/>
-        <w:lang w:val="en-US"/>
-      </w:rPr>
-      <w:t>GCM(</w:t>
-    </w:r>
-    <w:proofErr w:type="gramEnd"/>
-    <w:r>
-      <w:rPr>
-        <w:color w:val="D9D9D9" w:themeColor="background1" w:themeShade="D9"/>
-        <w:lang w:val="en-US"/>
-      </w:rPr>
-      <w:t>256), SIG: Ed25519, HASH: BLAKE3</w:t>
+      <w:t>ALG: AES-GCM(256), SIG: Ed25519, HASH: BLAKE3</w:t>
     </w:r>
   </w:p>
   <w:p>
     <w:pPr>
       <w:pStyle w:val="Piedepgina"/>
       <w:rPr>
-        <w:color w:val="D9D9D9" w:themeColor="background1" w:themeShade="D9"/>
         <w:lang w:val="en-US"/>
       </w:rPr>
     </w:pPr>
     <w:r>
       <w:rPr>
-        <w:color w:val="D9D9D9" w:themeColor="background1" w:themeShade="D9"/>
         <w:lang w:val="en-US"/>
       </w:rPr>
       <w:t>EOCT_DECISION_REF: EOCT-DR-7f12c9</w:t>
@@ -2270,45 +2242,25 @@
     <w:pPr>
       <w:pStyle w:val="Piedepgina"/>
       <w:rPr>
-        <w:color w:val="D9D9D9" w:themeColor="background1" w:themeShade="D9"/>
         <w:lang w:val="en-US"/>
       </w:rPr>
     </w:pPr>
     <w:r>
       <w:rPr>
-        <w:color w:val="D9D9D9" w:themeColor="background1" w:themeShade="D9"/>
         <w:lang w:val="en-US"/>
       </w:rPr>
-      <w:t>ADNTAMV_SIG: z3C1bN3...</w:t>
-    </w:r>
-    <w:proofErr w:type="spellStart"/>
-    <w:r>
-      <w:rPr>
-        <w:color w:val="D9D9D9" w:themeColor="background1" w:themeShade="D9"/>
-        <w:lang w:val="en-US"/>
-      </w:rPr>
-      <w:t>pQ</w:t>
-    </w:r>
-    <w:proofErr w:type="spellEnd"/>
-    <w:r>
-      <w:rPr>
-        <w:color w:val="D9D9D9" w:themeColor="background1" w:themeShade="D9"/>
-        <w:lang w:val="en-US"/>
-      </w:rPr>
-      <w:t>==</w:t>
+      <w:t>ADNTAMV_SIG: z3C1bN3...pQ==</w:t>
     </w:r>
   </w:p>
   <w:p>
     <w:pPr>
       <w:pStyle w:val="Piedepgina"/>
       <w:rPr>
-        <w:color w:val="D9D9D9" w:themeColor="background1" w:themeShade="D9"/>
         <w:lang w:val="en-US"/>
       </w:rPr>
     </w:pPr>
     <w:r>
       <w:rPr>
-        <w:color w:val="D9D9D9" w:themeColor="background1" w:themeShade="D9"/>
         <w:lang w:val="en-US"/>
       </w:rPr>
       <w:t>ISSUED_AT: 2026-01-01T08:51:00Z</w:t>
@@ -2317,16 +2269,20 @@
   <w:p>
     <w:pPr>
       <w:pStyle w:val="Piedepgina"/>
-      <w:rPr>
-        <w:color w:val="D9D9D9" w:themeColor="background1" w:themeShade="D9"/>
-      </w:rPr>
     </w:pPr>
     <w:r>
-      <w:rPr>
-        <w:color w:val="D9D9D9" w:themeColor="background1" w:themeShade="D9"/>
-      </w:rPr>
       <w:t>--------------------------------</w:t>
     </w:r>
+  </w:p>
+</w:ftr>
+</file>
+
+<file path=word/footer3.xml><?xml version="1.0" encoding="utf-8"?>
+<w:ftr xmlns:wpc="http://schemas.microsoft.com/office/word/2010/wordprocessingCanvas" xmlns:cx="http://schemas.microsoft.com/office/drawing/2014/chartex" xmlns:cx1="http://schemas.microsoft.com/office/drawing/2015/9/8/chartex" xmlns:cx2="http://schemas.microsoft.com/office/drawing/2015/10/21/chartex" xmlns:cx3="http://schemas.microsoft.com/office/drawing/2016/5/9/chartex" xmlns:cx4="http://schemas.microsoft.com/office/drawing/2016/5/10/chartex" xmlns:cx5="http://schemas.microsoft.com/office/drawing/2016/5/11/chartex" xmlns:cx6="http://schemas.microsoft.com/office/drawing/2016/5/12/chartex" xmlns:cx7="http://schemas.microsoft.com/office/drawing/2016/5/13/chartex" xmlns:cx8="http://schemas.microsoft.com/office/drawing/2016/5/14/chartex" xmlns:mc="http://schemas.openxmlformats.org/markup-compatibility/2006" xmlns:aink="http://schemas.microsoft.com/office/drawing/2016/ink" xmlns:am3d="http://schemas.microsoft.com/office/drawing/2017/model3d" xmlns:o="urn:schemas-microsoft-com:office:office" xmlns:oel="http://schemas.microsoft.com/office/2019/extlst" xmlns:r="http://schemas.openxmlformats.org/officeDocument/2006/relationships" xmlns:m="http://schemas.openxmlformats.org/officeDocument/2006/math" xmlns:v="urn:schemas-microsoft-com:vml" xmlns:wp14="http://schemas.microsoft.com/office/word/2010/wordprocessingDrawing" xmlns:wp="http://schemas.openxmlformats.org/drawingml/2006/wordprocessingDrawing" xmlns:w10="urn:schemas-microsoft-com:office:word" xmlns:w="http://schemas.openxmlformats.org/wordprocessingml/2006/main" xmlns:w14="http://schemas.microsoft.com/office/word/2010/wordml" xmlns:w15="http://schemas.microsoft.com/office/word/2012/wordml" xmlns:w16cex="http://schemas.microsoft.com/office/word/2018/wordml/cex" xmlns:w16cid="http://schemas.microsoft.com/office/word/2016/wordml/cid" xmlns:w16="http://schemas.microsoft.com/office/word/2018/wordml" xmlns:w16du="http://schemas.microsoft.com/office/word/2023/wordml/word16du" xmlns:w16sdtdh="http://schemas.microsoft.com/office/word/2020/wordml/sdtdatahash" xmlns:w16sdtfl="http://schemas.microsoft.com/office/word/2024/wordml/sdtformatlock" xmlns:w16se="http://schemas.microsoft.com/office/word/2015/wordml/symex" xmlns:wpg="http://schemas.microsoft.com/office/word/2010/wordprocessingGroup" xmlns:wpi="http://schemas.microsoft.com/office/word/2010/wordprocessingInk" xmlns:wne="http://schemas.microsoft.com/office/word/2006/wordml" xmlns:wps="http://schemas.microsoft.com/office/word/2010/wordprocessingShape" mc:Ignorable="w14 w15 w16se w16cid w16 w16cex w16sdtdh w16sdtfl w16du wp14">
+  <w:p>
+    <w:pPr>
+      <w:pStyle w:val="Piedepgina"/>
+    </w:pPr>
   </w:p>
 </w:ftr>
 </file>
@@ -2361,58 +2317,30 @@
   <w:p>
     <w:pPr>
       <w:pStyle w:val="Encabezado"/>
-      <w:rPr>
-        <w:color w:val="D9D9D9" w:themeColor="background1" w:themeShade="D9"/>
-      </w:rPr>
+    </w:pPr>
+  </w:p>
+</w:hdr>
+</file>
+
+<file path=word/header2.xml><?xml version="1.0" encoding="utf-8"?>
+<w:hdr xmlns:wpc="http://schemas.microsoft.com/office/word/2010/wordprocessingCanvas" xmlns:cx="http://schemas.microsoft.com/office/drawing/2014/chartex" xmlns:cx1="http://schemas.microsoft.com/office/drawing/2015/9/8/chartex" xmlns:cx2="http://schemas.microsoft.com/office/drawing/2015/10/21/chartex" xmlns:cx3="http://schemas.microsoft.com/office/drawing/2016/5/9/chartex" xmlns:cx4="http://schemas.microsoft.com/office/drawing/2016/5/10/chartex" xmlns:cx5="http://schemas.microsoft.com/office/drawing/2016/5/11/chartex" xmlns:cx6="http://schemas.microsoft.com/office/drawing/2016/5/12/chartex" xmlns:cx7="http://schemas.microsoft.com/office/drawing/2016/5/13/chartex" xmlns:cx8="http://schemas.microsoft.com/office/drawing/2016/5/14/chartex" xmlns:mc="http://schemas.openxmlformats.org/markup-compatibility/2006" xmlns:aink="http://schemas.microsoft.com/office/drawing/2016/ink" xmlns:am3d="http://schemas.microsoft.com/office/drawing/2017/model3d" xmlns:o="urn:schemas-microsoft-com:office:office" xmlns:oel="http://schemas.microsoft.com/office/2019/extlst" xmlns:r="http://schemas.openxmlformats.org/officeDocument/2006/relationships" xmlns:m="http://schemas.openxmlformats.org/officeDocument/2006/math" xmlns:v="urn:schemas-microsoft-com:vml" xmlns:wp14="http://schemas.microsoft.com/office/word/2010/wordprocessingDrawing" xmlns:wp="http://schemas.openxmlformats.org/drawingml/2006/wordprocessingDrawing" xmlns:w10="urn:schemas-microsoft-com:office:word" xmlns:w="http://schemas.openxmlformats.org/wordprocessingml/2006/main" xmlns:w14="http://schemas.microsoft.com/office/word/2010/wordml" xmlns:w15="http://schemas.microsoft.com/office/word/2012/wordml" xmlns:w16cex="http://schemas.microsoft.com/office/word/2018/wordml/cex" xmlns:w16cid="http://schemas.microsoft.com/office/word/2016/wordml/cid" xmlns:w16="http://schemas.microsoft.com/office/word/2018/wordml" xmlns:w16du="http://schemas.microsoft.com/office/word/2023/wordml/word16du" xmlns:w16sdtdh="http://schemas.microsoft.com/office/word/2020/wordml/sdtdatahash" xmlns:w16sdtfl="http://schemas.microsoft.com/office/word/2024/wordml/sdtformatlock" xmlns:w16se="http://schemas.microsoft.com/office/word/2015/wordml/symex" xmlns:wpg="http://schemas.microsoft.com/office/word/2010/wordprocessingGroup" xmlns:wpi="http://schemas.microsoft.com/office/word/2010/wordprocessingInk" xmlns:wne="http://schemas.microsoft.com/office/word/2006/wordml" xmlns:wps="http://schemas.microsoft.com/office/word/2010/wordprocessingShape" mc:Ignorable="w14 w15 w16se w16cid w16 w16cex w16sdtdh w16sdtfl w16du wp14">
+  <w:p>
+    <w:pPr>
+      <w:pStyle w:val="Encabezado"/>
     </w:pPr>
     <w:r>
-      <w:rPr>
-        <w:color w:val="D9D9D9" w:themeColor="background1" w:themeShade="D9"/>
-      </w:rPr>
-      <w:t>TAMV-ENC[L1:ID-NVIDA|L</w:t>
+      <w:t>TAMV-ENC[L1:ID-NVIDA|L2:ADNTAMV]|ALG[AES-GCM+Ed25519]|VER[1.0]|TS[2026-01-01T08:51:00Z]</w:t>
     </w:r>
-    <w:proofErr w:type="gramStart"/>
-    <w:r>
-      <w:rPr>
-        <w:color w:val="D9D9D9" w:themeColor="background1" w:themeShade="D9"/>
-      </w:rPr>
-      <w:t>2:ADNTAMV</w:t>
-    </w:r>
-    <w:proofErr w:type="gramEnd"/>
-    <w:r>
-      <w:rPr>
-        <w:color w:val="D9D9D9" w:themeColor="background1" w:themeShade="D9"/>
-      </w:rPr>
-      <w:t>]|ALG[AES-GCM+Ed25519]|</w:t>
-    </w:r>
-    <w:proofErr w:type="gramStart"/>
-    <w:r>
-      <w:rPr>
-        <w:color w:val="D9D9D9" w:themeColor="background1" w:themeShade="D9"/>
-      </w:rPr>
-      <w:t>VER[</w:t>
-    </w:r>
-    <w:proofErr w:type="gramEnd"/>
-    <w:r>
-      <w:rPr>
-        <w:color w:val="D9D9D9" w:themeColor="background1" w:themeShade="D9"/>
-      </w:rPr>
-      <w:t>1.0]|</w:t>
-    </w:r>
-    <w:proofErr w:type="gramStart"/>
-    <w:r>
-      <w:rPr>
-        <w:color w:val="D9D9D9" w:themeColor="background1" w:themeShade="D9"/>
-      </w:rPr>
-      <w:t>TS[</w:t>
-    </w:r>
-    <w:proofErr w:type="gramEnd"/>
-    <w:r>
-      <w:rPr>
-        <w:color w:val="D9D9D9" w:themeColor="background1" w:themeShade="D9"/>
-      </w:rPr>
-      <w:t>2026-01-01T08:51:00Z]</w:t>
-    </w:r>
+  </w:p>
+</w:hdr>
+</file>
+
+<file path=word/header3.xml><?xml version="1.0" encoding="utf-8"?>
+<w:hdr xmlns:wpc="http://schemas.microsoft.com/office/word/2010/wordprocessingCanvas" xmlns:cx="http://schemas.microsoft.com/office/drawing/2014/chartex" xmlns:cx1="http://schemas.microsoft.com/office/drawing/2015/9/8/chartex" xmlns:cx2="http://schemas.microsoft.com/office/drawing/2015/10/21/chartex" xmlns:cx3="http://schemas.microsoft.com/office/drawing/2016/5/9/chartex" xmlns:cx4="http://schemas.microsoft.com/office/drawing/2016/5/10/chartex" xmlns:cx5="http://schemas.microsoft.com/office/drawing/2016/5/11/chartex" xmlns:cx6="http://schemas.microsoft.com/office/drawing/2016/5/12/chartex" xmlns:cx7="http://schemas.microsoft.com/office/drawing/2016/5/13/chartex" xmlns:cx8="http://schemas.microsoft.com/office/drawing/2016/5/14/chartex" xmlns:mc="http://schemas.openxmlformats.org/markup-compatibility/2006" xmlns:aink="http://schemas.microsoft.com/office/drawing/2016/ink" xmlns:am3d="http://schemas.microsoft.com/office/drawing/2017/model3d" xmlns:o="urn:schemas-microsoft-com:office:office" xmlns:oel="http://schemas.microsoft.com/office/2019/extlst" xmlns:r="http://schemas.openxmlformats.org/officeDocument/2006/relationships" xmlns:m="http://schemas.openxmlformats.org/officeDocument/2006/math" xmlns:v="urn:schemas-microsoft-com:vml" xmlns:wp14="http://schemas.microsoft.com/office/word/2010/wordprocessingDrawing" xmlns:wp="http://schemas.openxmlformats.org/drawingml/2006/wordprocessingDrawing" xmlns:w10="urn:schemas-microsoft-com:office:word" xmlns:w="http://schemas.openxmlformats.org/wordprocessingml/2006/main" xmlns:w14="http://schemas.microsoft.com/office/word/2010/wordml" xmlns:w15="http://schemas.microsoft.com/office/word/2012/wordml" xmlns:w16cex="http://schemas.microsoft.com/office/word/2018/wordml/cex" xmlns:w16cid="http://schemas.microsoft.com/office/word/2016/wordml/cid" xmlns:w16="http://schemas.microsoft.com/office/word/2018/wordml" xmlns:w16du="http://schemas.microsoft.com/office/word/2023/wordml/word16du" xmlns:w16sdtdh="http://schemas.microsoft.com/office/word/2020/wordml/sdtdatahash" xmlns:w16sdtfl="http://schemas.microsoft.com/office/word/2024/wordml/sdtformatlock" xmlns:w16se="http://schemas.microsoft.com/office/word/2015/wordml/symex" xmlns:wpg="http://schemas.microsoft.com/office/word/2010/wordprocessingGroup" xmlns:wpi="http://schemas.microsoft.com/office/word/2010/wordprocessingInk" xmlns:wne="http://schemas.microsoft.com/office/word/2006/wordml" xmlns:wps="http://schemas.microsoft.com/office/word/2010/wordprocessingShape" mc:Ignorable="w14 w15 w16se w16cid w16 w16cex w16sdtdh w16sdtfl w16du wp14">
+  <w:p>
+    <w:pPr>
+      <w:pStyle w:val="Encabezado"/>
+    </w:pPr>
   </w:p>
 </w:hdr>
 </file>
@@ -5067,16 +4995,4 @@
     </a:ext>
   </a:extLst>
 </a:theme>
-</file>
-
-<file path=customXml/item1.xml><?xml version="1.0" encoding="utf-8"?>
-<b:Sources xmlns:b="http://schemas.openxmlformats.org/officeDocument/2006/bibliography" xmlns="http://schemas.openxmlformats.org/officeDocument/2006/bibliography" SelectedStyle="\APASixthEditionOfficeOnline.xsl" StyleName="APA" Version="6"/>
-</file>
-
-<file path=customXml/itemProps1.xml><?xml version="1.0" encoding="utf-8"?>
-<ds:datastoreItem xmlns:ds="http://schemas.openxmlformats.org/officeDocument/2006/customXml" ds:itemID="{4D6202ED-74BB-4411-A6A6-E2CBEFAB771B}">
-  <ds:schemaRefs>
-    <ds:schemaRef ds:uri="http://schemas.openxmlformats.org/officeDocument/2006/bibliography"/>
-  </ds:schemaRefs>
-</ds:datastoreItem>
 </file>